--- a/FOR-HEIDI-process-flow-and-costing.docx
+++ b/FOR-HEIDI-process-flow-and-costing.docx
@@ -39,7 +39,7 @@
           <w:color w:val="1A1A1A"/>
           <w:sz w:val="20"/>
         </w:rPr>
-        <w:t xml:space="preserve"> Heidi Els, Curiosa Academy</w:t>
+        <w:t xml:space="preserve"> Heidi Edwards, Curiosa Academy</w:t>
       </w:r>
       <w:r>
         <w:br/>

--- a/FOR-HEIDI-process-flow-and-costing.docx
+++ b/FOR-HEIDI-process-flow-and-costing.docx
@@ -317,7 +317,7 @@
                 <w:color w:val="1A1A1A"/>
                 <w:sz w:val="18"/>
               </w:rPr>
-              <w:t>Curiosa's own figure, which ROFT cannot know.</w:t>
+              <w:t>Curiosa's own figure</w:t>
             </w:r>
           </w:p>
         </w:tc>
@@ -954,7 +954,7 @@
                 <w:color w:val="1A1A1A"/>
                 <w:sz w:val="18"/>
               </w:rPr>
-              <w:t>EISA readiness, the sitting, the Statement of Results, the certificate</w:t>
+              <w:t>EISA readiness, the sitting, the Statement of Results, the Badge</w:t>
             </w:r>
           </w:p>
         </w:tc>
@@ -3093,7 +3093,7 @@
                 <w:color w:val="1A1A1A"/>
                 <w:sz w:val="18"/>
               </w:rPr>
-              <w:t>Roland, from the invoice</w:t>
+              <w:t>Linda/Heidi, from the invoice</w:t>
             </w:r>
           </w:p>
         </w:tc>
